--- a/src/shablonAkty/Shablon_R.docx
+++ b/src/shablonAkty/Shablon_R.docx
@@ -8,128 +8,105 @@
         <w:ind w:left="12508"/>
         <w:rPr>
           <w:b/>
-          <w:sz w:val="32"/>
-        </w:rPr>
-      </w:pPr>
-      <w:r>
-        <w:rPr>
-          <w:b/>
           <w:spacing w:val="-2"/>
           <w:sz w:val="32"/>
         </w:rPr>
+      </w:pPr>
+      <w:r>
+        <w:rPr>
+          <w:b/>
+          <w:spacing w:val="-2"/>
+          <w:sz w:val="32"/>
+        </w:rPr>
         <w:t>"Согласовано</w:t>
       </w:r>
     </w:p>
+    <w:tbl>
+      <w:tblPr>
+        <w:tblStyle w:val="a5"/>
+        <w:tblW w:w="4258" w:type="dxa"/>
+        <w:tblInd w:w="11448" w:type="dxa"/>
+        <w:tblLook w:val="04A0" w:firstRow="1" w:lastRow="0" w:firstColumn="1" w:lastColumn="0" w:noHBand="0" w:noVBand="1"/>
+      </w:tblPr>
+      <w:tblGrid>
+        <w:gridCol w:w="1843"/>
+        <w:gridCol w:w="2415"/>
+      </w:tblGrid>
+      <w:tr>
+        <w:tc>
+          <w:tcPr>
+            <w:tcW w:w="1843" w:type="dxa"/>
+            <w:tcBorders>
+              <w:top w:val="nil"/>
+              <w:left w:val="nil"/>
+              <w:bottom w:val="single" w:sz="4" w:space="0" w:color="auto"/>
+              <w:right w:val="nil"/>
+            </w:tcBorders>
+          </w:tcPr>
+          <w:p>
+            <w:pPr>
+              <w:spacing w:before="16"/>
+              <w:rPr>
+                <w:b/>
+                <w:spacing w:val="-2"/>
+                <w:sz w:val="32"/>
+              </w:rPr>
+            </w:pPr>
+            <w:bookmarkStart w:id="0" w:name="_Hlk227944870"/>
+            <w:r>
+              <w:rPr>
+                <w:b/>
+                <w:spacing w:val="-2"/>
+                <w:sz w:val="32"/>
+              </w:rPr>
+              <w:t xml:space="preserve">                     </w:t>
+            </w:r>
+          </w:p>
+        </w:tc>
+        <w:tc>
+          <w:tcPr>
+            <w:tcW w:w="2415" w:type="dxa"/>
+            <w:tcBorders>
+              <w:top w:val="nil"/>
+              <w:left w:val="nil"/>
+              <w:bottom w:val="nil"/>
+              <w:right w:val="nil"/>
+            </w:tcBorders>
+          </w:tcPr>
+          <w:p>
+            <w:pPr>
+              <w:spacing w:before="16"/>
+              <w:rPr>
+                <w:b/>
+                <w:spacing w:val="-2"/>
+                <w:sz w:val="32"/>
+              </w:rPr>
+            </w:pPr>
+            <w:proofErr w:type="spellStart"/>
+            <w:r>
+              <w:rPr>
+                <w:b/>
+                <w:spacing w:val="-2"/>
+                <w:sz w:val="32"/>
+              </w:rPr>
+              <w:t>П.Л.Коваль</w:t>
+            </w:r>
+            <w:proofErr w:type="spellEnd"/>
+          </w:p>
+        </w:tc>
+      </w:tr>
+      <w:bookmarkEnd w:id="0"/>
+    </w:tbl>
     <w:p>
       <w:pPr>
-        <w:spacing w:before="180"/>
-        <w:ind w:left="13408"/>
-        <w:rPr>
-          <w:b/>
-          <w:sz w:val="32"/>
-        </w:rPr>
-      </w:pPr>
-      <w:r>
-        <w:rPr>
-          <w:noProof/>
-        </w:rPr>
-        <mc:AlternateContent>
-          <mc:Choice Requires="wps">
-            <w:drawing>
-              <wp:anchor distT="0" distB="0" distL="0" distR="0" simplePos="0" relativeHeight="15732736" behindDoc="0" locked="0" layoutInCell="1" allowOverlap="1" wp14:anchorId="3E9A5308" wp14:editId="41703D1D">
-                <wp:simplePos x="0" y="0"/>
-                <wp:positionH relativeFrom="page">
-                  <wp:posOffset>7677816</wp:posOffset>
-                </wp:positionH>
-                <wp:positionV relativeFrom="paragraph">
-                  <wp:posOffset>281924</wp:posOffset>
-                </wp:positionV>
-                <wp:extent cx="978535" cy="10795"/>
-                <wp:effectExtent l="0" t="0" r="0" b="0"/>
-                <wp:wrapNone/>
-                <wp:docPr id="1" name="Graphic 1"/>
-                <wp:cNvGraphicFramePr>
-                  <a:graphicFrameLocks xmlns:a="http://schemas.openxmlformats.org/drawingml/2006/main"/>
-                </wp:cNvGraphicFramePr>
-                <a:graphic xmlns:a="http://schemas.openxmlformats.org/drawingml/2006/main">
-                  <a:graphicData uri="http://schemas.microsoft.com/office/word/2010/wordprocessingShape">
-                    <wps:wsp>
-                      <wps:cNvSpPr>
-                        <a:spLocks/>
-                      </wps:cNvSpPr>
-                      <wps:spPr>
-                        <a:xfrm>
-                          <a:off x="0" y="0"/>
-                          <a:ext cx="978535" cy="10795"/>
-                        </a:xfrm>
-                        <a:custGeom>
-                          <a:avLst/>
-                          <a:gdLst/>
-                          <a:ahLst/>
-                          <a:cxnLst/>
-                          <a:rect l="l" t="t" r="r" b="b"/>
-                          <a:pathLst>
-                            <a:path w="978535" h="10795">
-                              <a:moveTo>
-                                <a:pt x="978503" y="10763"/>
-                              </a:moveTo>
-                              <a:lnTo>
-                                <a:pt x="0" y="1904"/>
-                              </a:lnTo>
-                              <a:lnTo>
-                                <a:pt x="0" y="0"/>
-                              </a:lnTo>
-                              <a:lnTo>
-                                <a:pt x="978503" y="8858"/>
-                              </a:lnTo>
-                              <a:lnTo>
-                                <a:pt x="978503" y="10763"/>
-                              </a:lnTo>
-                              <a:close/>
-                            </a:path>
-                          </a:pathLst>
-                        </a:custGeom>
-                        <a:solidFill>
-                          <a:srgbClr val="000000"/>
-                        </a:solidFill>
-                      </wps:spPr>
-                      <wps:bodyPr wrap="square" lIns="0" tIns="0" rIns="0" bIns="0" rtlCol="0">
-                        <a:prstTxWarp prst="textNoShape">
-                          <a:avLst/>
-                        </a:prstTxWarp>
-                        <a:noAutofit/>
-                      </wps:bodyPr>
-                    </wps:wsp>
-                  </a:graphicData>
-                </a:graphic>
-              </wp:anchor>
-            </w:drawing>
-          </mc:Choice>
-          <mc:Fallback>
-            <w:pict>
-              <v:shape w14:anchorId="123A8B99" id="Graphic 1" o:spid="_x0000_s1026" style="position:absolute;margin-left:604.55pt;margin-top:22.2pt;width:77.05pt;height:.85pt;z-index:15732736;visibility:visible;mso-wrap-style:square;mso-wrap-distance-left:0;mso-wrap-distance-top:0;mso-wrap-distance-right:0;mso-wrap-distance-bottom:0;mso-position-horizontal:absolute;mso-position-horizontal-relative:page;mso-position-vertical:absolute;mso-position-vertical-relative:text;v-text-anchor:top" coordsize="978535,10795" o:gfxdata="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" path="m978503,10763l,1904,,,978503,8858r,1905xe" fillcolor="black" stroked="f">
-                <v:path arrowok="t"/>
-                <w10:wrap anchorx="page"/>
-              </v:shape>
-            </w:pict>
-          </mc:Fallback>
-        </mc:AlternateContent>
-      </w:r>
-      <w:r>
-        <w:rPr>
-          <w:b/>
-          <w:sz w:val="32"/>
-        </w:rPr>
-        <w:t xml:space="preserve">П.Л. </w:t>
-      </w:r>
-      <w:r>
+        <w:spacing w:before="16"/>
+        <w:ind w:left="12508"/>
         <w:rPr>
           <w:b/>
           <w:spacing w:val="-2"/>
           <w:sz w:val="32"/>
         </w:rPr>
-        <w:t>Коваль</w:t>
-      </w:r>
+      </w:pPr>
     </w:p>
     <w:p>
       <w:pPr>
@@ -169,12 +146,13 @@
           <w:sz w:val="36"/>
         </w:rPr>
       </w:pPr>
-      <w:r>
-        <w:rPr>
-          <w:b/>
-          <w:sz w:val="36"/>
-        </w:rPr>
-        <w:t>АКТ</w:t>
+      <w:bookmarkStart w:id="1" w:name="_Hlk227945051"/>
+      <w:r>
+        <w:rPr>
+          <w:b/>
+          <w:sz w:val="36"/>
+        </w:rPr>
+        <w:t>Акт</w:t>
       </w:r>
       <w:r>
         <w:rPr>
@@ -204,21 +182,39 @@
           <w:b/>
           <w:sz w:val="36"/>
         </w:rPr>
-        <w:t>74</w:t>
-      </w:r>
-      <w:r>
-        <w:rPr>
-          <w:b/>
-          <w:sz w:val="36"/>
-        </w:rPr>
-        <w:t>/</w:t>
-      </w:r>
-      <w:r>
-        <w:rPr>
-          <w:b/>
-          <w:sz w:val="36"/>
-        </w:rPr>
-        <w:t>1-Р-26</w:t>
+        <w:t>{</w:t>
+      </w:r>
+      <w:r>
+        <w:rPr>
+          <w:b/>
+          <w:sz w:val="36"/>
+          <w:lang w:val="en-US"/>
+        </w:rPr>
+        <w:t>number</w:t>
+      </w:r>
+      <w:r>
+        <w:rPr>
+          <w:b/>
+          <w:sz w:val="36"/>
+        </w:rPr>
+        <w:t>_</w:t>
+      </w:r>
+      <w:proofErr w:type="spellStart"/>
+      <w:r>
+        <w:rPr>
+          <w:b/>
+          <w:sz w:val="36"/>
+          <w:lang w:val="en-US"/>
+        </w:rPr>
+        <w:t>akt</w:t>
+      </w:r>
+      <w:proofErr w:type="spellEnd"/>
+      <w:r>
+        <w:rPr>
+          <w:b/>
+          <w:sz w:val="36"/>
+        </w:rPr>
+        <w:t>}</w:t>
       </w:r>
     </w:p>
     <w:p>
@@ -263,11 +259,7 @@
     </w:p>
     <w:p>
       <w:pPr>
-        <w:tabs>
-          <w:tab w:val="left" w:pos="922"/>
-        </w:tabs>
-        <w:spacing w:before="27"/>
-        <w:ind w:left="278"/>
+        <w:spacing w:before="30"/>
         <w:rPr>
           <w:b/>
           <w:sz w:val="36"/>
@@ -279,8 +271,8 @@
       <w:r>
         <w:rPr>
           <w:b/>
-          <w:spacing w:val="-5"/>
-          <w:sz w:val="36"/>
+          <w:sz w:val="36"/>
+          <w:lang w:val="en-US"/>
         </w:rPr>
         <w:t>от</w:t>
       </w:r>
@@ -288,16 +280,17 @@
         <w:rPr>
           <w:b/>
           <w:sz w:val="36"/>
+          <w:lang w:val="en-US"/>
         </w:rPr>
         <w:tab/>
       </w:r>
       <w:r>
         <w:rPr>
           <w:b/>
-          <w:spacing w:val="-2"/>
-          <w:sz w:val="36"/>
-        </w:rPr>
-        <w:t>19.04.26</w:t>
+          <w:sz w:val="36"/>
+          <w:lang w:val="en-US"/>
+        </w:rPr>
+        <w:t>{create_date}</w:t>
       </w:r>
     </w:p>
     <w:p>
@@ -329,23 +322,23 @@
       <w:tblPr>
         <w:tblStyle w:val="a5"/>
         <w:tblpPr w:leftFromText="180" w:rightFromText="180" w:vertAnchor="text" w:horzAnchor="margin" w:tblpY="376"/>
-        <w:tblW w:w="0" w:type="auto"/>
+        <w:tblW w:w="16084" w:type="dxa"/>
         <w:tblLook w:val="04A0" w:firstRow="1" w:lastRow="0" w:firstColumn="1" w:lastColumn="0" w:noHBand="0" w:noVBand="1"/>
       </w:tblPr>
       <w:tblGrid>
-        <w:gridCol w:w="1037"/>
-        <w:gridCol w:w="2792"/>
-        <w:gridCol w:w="1952"/>
-        <w:gridCol w:w="1929"/>
-        <w:gridCol w:w="1959"/>
-        <w:gridCol w:w="1967"/>
-        <w:gridCol w:w="2406"/>
-        <w:gridCol w:w="1914"/>
+        <w:gridCol w:w="1028"/>
+        <w:gridCol w:w="2779"/>
+        <w:gridCol w:w="1946"/>
+        <w:gridCol w:w="1920"/>
+        <w:gridCol w:w="1954"/>
+        <w:gridCol w:w="1963"/>
+        <w:gridCol w:w="2534"/>
+        <w:gridCol w:w="1960"/>
       </w:tblGrid>
       <w:tr>
         <w:tc>
           <w:tcPr>
-            <w:tcW w:w="1101" w:type="dxa"/>
+            <w:tcW w:w="1028" w:type="dxa"/>
           </w:tcPr>
           <w:p>
             <w:pPr>
@@ -359,6 +352,7 @@
                 <w:sz w:val="28"/>
               </w:rPr>
             </w:pPr>
+            <w:bookmarkStart w:id="2" w:name="_Hlk227944897"/>
             <w:r>
               <w:rPr>
                 <w:rFonts w:ascii="Times New Roman" w:hAnsi="Times New Roman"/>
@@ -370,7 +364,7 @@
         </w:tc>
         <w:tc>
           <w:tcPr>
-            <w:tcW w:w="2887" w:type="dxa"/>
+            <w:tcW w:w="2779" w:type="dxa"/>
           </w:tcPr>
           <w:p>
             <w:pPr>
@@ -395,7 +389,7 @@
         </w:tc>
         <w:tc>
           <w:tcPr>
-            <w:tcW w:w="1994" w:type="dxa"/>
+            <w:tcW w:w="1946" w:type="dxa"/>
           </w:tcPr>
           <w:p>
             <w:pPr>
@@ -420,7 +414,7 @@
         </w:tc>
         <w:tc>
           <w:tcPr>
-            <w:tcW w:w="1994" w:type="dxa"/>
+            <w:tcW w:w="1920" w:type="dxa"/>
           </w:tcPr>
           <w:p>
             <w:pPr>
@@ -445,7 +439,7 @@
         </w:tc>
         <w:tc>
           <w:tcPr>
-            <w:tcW w:w="1995" w:type="dxa"/>
+            <w:tcW w:w="1954" w:type="dxa"/>
           </w:tcPr>
           <w:p>
             <w:pPr>
@@ -470,7 +464,7 @@
         </w:tc>
         <w:tc>
           <w:tcPr>
-            <w:tcW w:w="1995" w:type="dxa"/>
+            <w:tcW w:w="1963" w:type="dxa"/>
           </w:tcPr>
           <w:p>
             <w:pPr>
@@ -495,7 +489,7 @@
         </w:tc>
         <w:tc>
           <w:tcPr>
-            <w:tcW w:w="1995" w:type="dxa"/>
+            <w:tcW w:w="2534" w:type="dxa"/>
           </w:tcPr>
           <w:p>
             <w:pPr>
@@ -520,7 +514,7 @@
         </w:tc>
         <w:tc>
           <w:tcPr>
-            <w:tcW w:w="1995" w:type="dxa"/>
+            <w:tcW w:w="1960" w:type="dxa"/>
           </w:tcPr>
           <w:p>
             <w:pPr>
@@ -539,7 +533,7 @@
                 <w:rFonts w:ascii="Times New Roman" w:hAnsi="Times New Roman"/>
                 <w:sz w:val="28"/>
               </w:rPr>
-              <w:t>Передал</w:t>
+              <w:t>Примечание</w:t>
             </w:r>
           </w:p>
         </w:tc>
@@ -547,7 +541,7 @@
       <w:tr>
         <w:tc>
           <w:tcPr>
-            <w:tcW w:w="1101" w:type="dxa"/>
+            <w:tcW w:w="1028" w:type="dxa"/>
           </w:tcPr>
           <w:p>
             <w:pPr>
@@ -572,7 +566,7 @@
         </w:tc>
         <w:tc>
           <w:tcPr>
-            <w:tcW w:w="2887" w:type="dxa"/>
+            <w:tcW w:w="2779" w:type="dxa"/>
           </w:tcPr>
           <w:p>
             <w:pPr>
@@ -629,7 +623,7 @@
         </w:tc>
         <w:tc>
           <w:tcPr>
-            <w:tcW w:w="1994" w:type="dxa"/>
+            <w:tcW w:w="1946" w:type="dxa"/>
           </w:tcPr>
           <w:p>
             <w:pPr>
@@ -654,7 +648,7 @@
         </w:tc>
         <w:tc>
           <w:tcPr>
-            <w:tcW w:w="1994" w:type="dxa"/>
+            <w:tcW w:w="1920" w:type="dxa"/>
           </w:tcPr>
           <w:p>
             <w:pPr>
@@ -692,7 +686,7 @@
         </w:tc>
         <w:tc>
           <w:tcPr>
-            <w:tcW w:w="1995" w:type="dxa"/>
+            <w:tcW w:w="1954" w:type="dxa"/>
           </w:tcPr>
           <w:p>
             <w:pPr>
@@ -731,7 +725,7 @@
         </w:tc>
         <w:tc>
           <w:tcPr>
-            <w:tcW w:w="1995" w:type="dxa"/>
+            <w:tcW w:w="1963" w:type="dxa"/>
           </w:tcPr>
           <w:p>
             <w:pPr>
@@ -769,7 +763,7 @@
         </w:tc>
         <w:tc>
           <w:tcPr>
-            <w:tcW w:w="1995" w:type="dxa"/>
+            <w:tcW w:w="2534" w:type="dxa"/>
           </w:tcPr>
           <w:p>
             <w:pPr>
@@ -807,7 +801,7 @@
         </w:tc>
         <w:tc>
           <w:tcPr>
-            <w:tcW w:w="1995" w:type="dxa"/>
+            <w:tcW w:w="1960" w:type="dxa"/>
           </w:tcPr>
           <w:p>
             <w:pPr>
@@ -831,6 +825,7 @@
           </w:p>
         </w:tc>
       </w:tr>
+      <w:bookmarkEnd w:id="2"/>
     </w:tbl>
     <w:p>
       <w:pPr>
@@ -922,49 +917,7 @@
         <w:tab/>
       </w:r>
     </w:p>
-    <w:p>
-      <w:pPr>
-        <w:tabs>
-          <w:tab w:val="left" w:pos="11980"/>
-          <w:tab w:val="left" w:pos="13713"/>
-          <w:tab w:val="left" w:pos="15481"/>
-        </w:tabs>
-        <w:ind w:left="10103"/>
-        <w:rPr>
-          <w:rFonts w:ascii="Times New Roman" w:hAnsi="Times New Roman"/>
-          <w:sz w:val="28"/>
-          <w:u w:val="single"/>
-        </w:rPr>
-      </w:pPr>
-    </w:p>
-    <w:p>
-      <w:pPr>
-        <w:tabs>
-          <w:tab w:val="left" w:pos="11980"/>
-          <w:tab w:val="left" w:pos="13713"/>
-          <w:tab w:val="left" w:pos="15481"/>
-        </w:tabs>
-        <w:ind w:left="10103"/>
-        <w:rPr>
-          <w:rFonts w:ascii="Times New Roman" w:hAnsi="Times New Roman"/>
-          <w:sz w:val="28"/>
-          <w:u w:val="single"/>
-        </w:rPr>
-      </w:pPr>
-    </w:p>
-    <w:p>
-      <w:pPr>
-        <w:tabs>
-          <w:tab w:val="left" w:pos="11980"/>
-          <w:tab w:val="left" w:pos="13713"/>
-          <w:tab w:val="left" w:pos="15481"/>
-        </w:tabs>
-        <w:rPr>
-          <w:rFonts w:ascii="Times New Roman" w:hAnsi="Times New Roman"/>
-          <w:sz w:val="28"/>
-        </w:rPr>
-      </w:pPr>
-    </w:p>
+    <w:bookmarkEnd w:id="1"/>
     <w:sectPr>
       <w:type w:val="continuous"/>
       <w:pgSz w:w="16840" w:h="11910" w:orient="landscape"/>
@@ -1383,6 +1336,7 @@
   <w:style w:type="character" w:default="1" w:styleId="a0">
     <w:name w:val="Default Paragraph Font"/>
     <w:uiPriority w:val="1"/>
+    <w:semiHidden/>
     <w:unhideWhenUsed/>
   </w:style>
   <w:style w:type="table" w:default="1" w:styleId="a1">
